--- a/Отчёты/Отчет по практической №7 Курбанов.docx
+++ b/Отчёты/Отчет по практической №7 Курбанов.docx
@@ -2840,8 +2840,57 @@
           <w:rFonts w:ascii="Times New Roman" w:hAnsi="Times New Roman" w:cs="Times New Roman"/>
           <w:sz w:val="28"/>
         </w:rPr>
+        <w:t>Тестирование выполнялось путём добавления фактов (</w:t>
+      </w:r>
+      <w:proofErr w:type="spellStart"/>
+      <w:r>
+        <w:rPr>
+          <w:rFonts w:ascii="Times New Roman" w:hAnsi="Times New Roman" w:cs="Times New Roman"/>
+          <w:sz w:val="28"/>
+        </w:rPr>
+        <w:t>assert</w:t>
+      </w:r>
+      <w:proofErr w:type="spellEnd"/>
+      <w:r>
+        <w:rPr>
+          <w:rFonts w:ascii="Times New Roman" w:hAnsi="Times New Roman" w:cs="Times New Roman"/>
+          <w:sz w:val="28"/>
+        </w:rPr>
+        <w:t>) и запуска механизма вывода (</w:t>
+      </w:r>
+      <w:proofErr w:type="spellStart"/>
+      <w:r>
+        <w:rPr>
+          <w:rFonts w:ascii="Times New Roman" w:hAnsi="Times New Roman" w:cs="Times New Roman"/>
+          <w:sz w:val="28"/>
+        </w:rPr>
+        <w:t>run</w:t>
+      </w:r>
+      <w:proofErr w:type="spellEnd"/>
+      <w:r>
+        <w:rPr>
+          <w:rFonts w:ascii="Times New Roman" w:hAnsi="Times New Roman" w:cs="Times New Roman"/>
+          <w:sz w:val="28"/>
+        </w:rPr>
+        <w:t>).</w:t>
+      </w:r>
+    </w:p>
+    <w:p>
+      <w:pPr>
+        <w:spacing w:before="100" w:beforeAutospacing="1" w:after="100" w:afterAutospacing="1" w:line="240" w:lineRule="auto"/>
+        <w:jc w:val="both"/>
+        <w:rPr>
+          <w:rFonts w:ascii="Times New Roman" w:hAnsi="Times New Roman" w:cs="Times New Roman"/>
+          <w:sz w:val="28"/>
+        </w:rPr>
+      </w:pPr>
+      <w:r>
+        <w:rPr>
+          <w:rFonts w:ascii="Times New Roman" w:hAnsi="Times New Roman" w:cs="Times New Roman"/>
+          <w:sz w:val="28"/>
+        </w:rPr>
         <w:drawing>
-          <wp:inline distT="0" distB="0" distL="0" distR="0" wp14:anchorId="6DBDBFF5" wp14:editId="40EC99EB">
+          <wp:inline distT="0" distB="0" distL="0" distR="0" wp14:anchorId="49867D46" wp14:editId="5521F93E">
             <wp:extent cx="5940425" cy="3106420"/>
             <wp:effectExtent l="0" t="0" r="3175" b="0"/>
             <wp:docPr id="1" name="Рисунок 1"/>
@@ -3140,6 +3189,14 @@
                 <w:szCs w:val="28"/>
               </w:rPr>
             </w:pPr>
+            <w:r>
+              <w:rPr>
+                <w:rFonts w:ascii="Times New Roman" w:hAnsi="Times New Roman" w:cs="Times New Roman"/>
+                <w:sz w:val="28"/>
+                <w:szCs w:val="28"/>
+              </w:rPr>
+              <w:t>Да</w:t>
+            </w:r>
           </w:p>
         </w:tc>
       </w:tr>
@@ -3228,7 +3285,16 @@
                 <w:sz w:val="28"/>
                 <w:szCs w:val="28"/>
               </w:rPr>
-              <w:t>Проблема с оперативной памятью или видеокартой</w:t>
+              <w:t xml:space="preserve">Проблема с оперативной </w:t>
+            </w:r>
+            <w:r>
+              <w:rPr>
+                <w:rFonts w:ascii="Times New Roman" w:hAnsi="Times New Roman" w:cs="Times New Roman"/>
+                <w:sz w:val="28"/>
+                <w:szCs w:val="28"/>
+              </w:rPr>
+              <w:lastRenderedPageBreak/>
+              <w:t>памятью или видеокартой</w:t>
             </w:r>
           </w:p>
         </w:tc>
@@ -3244,6 +3310,15 @@
                 <w:szCs w:val="28"/>
               </w:rPr>
             </w:pPr>
+            <w:r>
+              <w:rPr>
+                <w:rFonts w:ascii="Times New Roman" w:hAnsi="Times New Roman" w:cs="Times New Roman"/>
+                <w:sz w:val="28"/>
+                <w:szCs w:val="28"/>
+              </w:rPr>
+              <w:lastRenderedPageBreak/>
+              <w:t>Да</w:t>
+            </w:r>
           </w:p>
         </w:tc>
       </w:tr>
@@ -3364,6 +3439,14 @@
                 <w:szCs w:val="28"/>
               </w:rPr>
             </w:pPr>
+            <w:r>
+              <w:rPr>
+                <w:rFonts w:ascii="Times New Roman" w:hAnsi="Times New Roman" w:cs="Times New Roman"/>
+                <w:sz w:val="28"/>
+                <w:szCs w:val="28"/>
+              </w:rPr>
+              <w:t>Да</w:t>
+            </w:r>
           </w:p>
         </w:tc>
       </w:tr>
@@ -3386,7 +3469,6 @@
                 <w:sz w:val="28"/>
                 <w:szCs w:val="28"/>
               </w:rPr>
-              <w:lastRenderedPageBreak/>
               <w:t>4</w:t>
             </w:r>
           </w:p>
@@ -3523,6 +3605,14 @@
                 <w:szCs w:val="28"/>
               </w:rPr>
             </w:pPr>
+            <w:r>
+              <w:rPr>
+                <w:rFonts w:ascii="Times New Roman" w:hAnsi="Times New Roman" w:cs="Times New Roman"/>
+                <w:sz w:val="28"/>
+                <w:szCs w:val="28"/>
+              </w:rPr>
+              <w:t>Да</w:t>
+            </w:r>
           </w:p>
         </w:tc>
       </w:tr>
@@ -3627,6 +3717,14 @@
                 <w:szCs w:val="28"/>
               </w:rPr>
             </w:pPr>
+            <w:r>
+              <w:rPr>
+                <w:rFonts w:ascii="Times New Roman" w:hAnsi="Times New Roman" w:cs="Times New Roman"/>
+                <w:sz w:val="28"/>
+                <w:szCs w:val="28"/>
+              </w:rPr>
+              <w:t>Да</w:t>
+            </w:r>
           </w:p>
         </w:tc>
       </w:tr>
@@ -3641,8 +3739,6 @@
           <w:sz w:val="32"/>
         </w:rPr>
       </w:pPr>
-      <w:bookmarkStart w:id="0" w:name="_GoBack"/>
-      <w:bookmarkEnd w:id="0"/>
       <w:r>
         <w:rPr>
           <w:rFonts w:ascii="Times New Roman" w:hAnsi="Times New Roman" w:cs="Times New Roman"/>
@@ -3666,7 +3762,7 @@
           <w:rFonts w:ascii="Times New Roman" w:hAnsi="Times New Roman" w:cs="Times New Roman"/>
           <w:sz w:val="28"/>
         </w:rPr>
-        <w:t>В ходе моделирования было установлено:</w:t>
+        <w:t>В ходе тестирования было установлено:</w:t>
       </w:r>
     </w:p>
     <w:p>
@@ -3674,7 +3770,7 @@
         <w:pStyle w:val="a3"/>
         <w:numPr>
           <w:ilvl w:val="0"/>
-          <w:numId w:val="31"/>
+          <w:numId w:val="47"/>
         </w:numPr>
         <w:spacing w:before="100" w:beforeAutospacing="1" w:after="100" w:afterAutospacing="1" w:line="240" w:lineRule="auto"/>
         <w:rPr>
@@ -3687,7 +3783,7 @@
           <w:rFonts w:ascii="Times New Roman" w:hAnsi="Times New Roman" w:cs="Times New Roman"/>
           <w:sz w:val="28"/>
         </w:rPr>
-        <w:t>система адекватно реагирует на изменения входных параметров;</w:t>
+        <w:t xml:space="preserve">система корректно определяет основные неисправности; </w:t>
       </w:r>
     </w:p>
     <w:p>
@@ -3695,7 +3791,7 @@
         <w:pStyle w:val="a3"/>
         <w:numPr>
           <w:ilvl w:val="0"/>
-          <w:numId w:val="31"/>
+          <w:numId w:val="47"/>
         </w:numPr>
         <w:spacing w:before="100" w:beforeAutospacing="1" w:after="100" w:afterAutospacing="1" w:line="240" w:lineRule="auto"/>
         <w:rPr>
@@ -3708,7 +3804,7 @@
           <w:rFonts w:ascii="Times New Roman" w:hAnsi="Times New Roman" w:cs="Times New Roman"/>
           <w:sz w:val="28"/>
         </w:rPr>
-        <w:t>переходы между режимами плавные;</w:t>
+        <w:t xml:space="preserve">база знаний охватывает базовые случаи; </w:t>
       </w:r>
     </w:p>
     <w:p>
@@ -3716,7 +3812,7 @@
         <w:pStyle w:val="a3"/>
         <w:numPr>
           <w:ilvl w:val="0"/>
-          <w:numId w:val="31"/>
+          <w:numId w:val="47"/>
         </w:numPr>
         <w:spacing w:before="100" w:beforeAutospacing="1" w:after="100" w:afterAutospacing="1" w:line="240" w:lineRule="auto"/>
         <w:rPr>
@@ -3729,7 +3825,7 @@
           <w:rFonts w:ascii="Times New Roman" w:hAnsi="Times New Roman" w:cs="Times New Roman"/>
           <w:sz w:val="28"/>
         </w:rPr>
-        <w:t>отсутствуют резкие скачки;</w:t>
+        <w:t xml:space="preserve">механизм вывода работает стабильно; </w:t>
       </w:r>
     </w:p>
     <w:p>
@@ -3737,7 +3833,7 @@
         <w:pStyle w:val="a3"/>
         <w:numPr>
           <w:ilvl w:val="0"/>
-          <w:numId w:val="31"/>
+          <w:numId w:val="47"/>
         </w:numPr>
         <w:spacing w:before="100" w:beforeAutospacing="1" w:after="100" w:afterAutospacing="1" w:line="240" w:lineRule="auto"/>
         <w:rPr>
@@ -3750,7 +3846,7 @@
           <w:rFonts w:ascii="Times New Roman" w:hAnsi="Times New Roman" w:cs="Times New Roman"/>
           <w:sz w:val="28"/>
         </w:rPr>
-        <w:t>нечёткая логика позволяет учитывать неопределённость.</w:t>
+        <w:t xml:space="preserve">при неполных данных возможны неоднозначные результаты. </w:t>
       </w:r>
     </w:p>
     <w:p>
@@ -3766,7 +3862,7 @@
           <w:rFonts w:ascii="Times New Roman" w:hAnsi="Times New Roman" w:cs="Times New Roman"/>
           <w:sz w:val="28"/>
         </w:rPr>
-        <w:t>Влияние параметров:</w:t>
+        <w:t>Преимущества:</w:t>
       </w:r>
     </w:p>
     <w:p>
@@ -3774,7 +3870,7 @@
         <w:pStyle w:val="a3"/>
         <w:numPr>
           <w:ilvl w:val="0"/>
-          <w:numId w:val="32"/>
+          <w:numId w:val="46"/>
         </w:numPr>
         <w:spacing w:before="100" w:beforeAutospacing="1" w:after="100" w:afterAutospacing="1" w:line="240" w:lineRule="auto"/>
         <w:rPr>
@@ -3787,7 +3883,7 @@
           <w:rFonts w:ascii="Times New Roman" w:hAnsi="Times New Roman" w:cs="Times New Roman"/>
           <w:sz w:val="28"/>
         </w:rPr>
-        <w:t>изменение функций принадлежности влияет на чувствительность системы;</w:t>
+        <w:t xml:space="preserve">простота добавления новых правил; </w:t>
       </w:r>
     </w:p>
     <w:p>
@@ -3795,7 +3891,7 @@
         <w:pStyle w:val="a3"/>
         <w:numPr>
           <w:ilvl w:val="0"/>
-          <w:numId w:val="32"/>
+          <w:numId w:val="46"/>
         </w:numPr>
         <w:spacing w:before="100" w:beforeAutospacing="1" w:after="100" w:afterAutospacing="1" w:line="240" w:lineRule="auto"/>
         <w:rPr>
@@ -3808,23 +3904,7 @@
           <w:rFonts w:ascii="Times New Roman" w:hAnsi="Times New Roman" w:cs="Times New Roman"/>
           <w:sz w:val="28"/>
         </w:rPr>
-        <w:t>увеличение количества правил повышает точность.</w:t>
-      </w:r>
-    </w:p>
-    <w:p>
-      <w:pPr>
-        <w:spacing w:before="100" w:beforeAutospacing="1" w:after="100" w:afterAutospacing="1" w:line="240" w:lineRule="auto"/>
-        <w:rPr>
-          <w:rFonts w:ascii="Times New Roman" w:hAnsi="Times New Roman" w:cs="Times New Roman"/>
-          <w:sz w:val="28"/>
-        </w:rPr>
-      </w:pPr>
-      <w:r>
-        <w:rPr>
-          <w:rFonts w:ascii="Times New Roman" w:hAnsi="Times New Roman" w:cs="Times New Roman"/>
-          <w:sz w:val="28"/>
-        </w:rPr>
-        <w:t>Преимущества нечёткой логики:</w:t>
+        <w:t xml:space="preserve">наглядность логики; </w:t>
       </w:r>
     </w:p>
     <w:p>
@@ -3832,7 +3912,7 @@
         <w:pStyle w:val="a3"/>
         <w:numPr>
           <w:ilvl w:val="0"/>
-          <w:numId w:val="33"/>
+          <w:numId w:val="46"/>
         </w:numPr>
         <w:spacing w:before="100" w:beforeAutospacing="1" w:after="100" w:afterAutospacing="1" w:line="240" w:lineRule="auto"/>
         <w:rPr>
@@ -3845,7 +3925,23 @@
           <w:rFonts w:ascii="Times New Roman" w:hAnsi="Times New Roman" w:cs="Times New Roman"/>
           <w:sz w:val="28"/>
         </w:rPr>
-        <w:t>работа с неточными данными;</w:t>
+        <w:t xml:space="preserve">высокая скорость работы. </w:t>
+      </w:r>
+    </w:p>
+    <w:p>
+      <w:pPr>
+        <w:spacing w:before="100" w:beforeAutospacing="1" w:after="100" w:afterAutospacing="1" w:line="240" w:lineRule="auto"/>
+        <w:rPr>
+          <w:rFonts w:ascii="Times New Roman" w:hAnsi="Times New Roman" w:cs="Times New Roman"/>
+          <w:sz w:val="28"/>
+        </w:rPr>
+      </w:pPr>
+      <w:r>
+        <w:rPr>
+          <w:rFonts w:ascii="Times New Roman" w:hAnsi="Times New Roman" w:cs="Times New Roman"/>
+          <w:sz w:val="28"/>
+        </w:rPr>
+        <w:t>Ограничения:</w:t>
       </w:r>
     </w:p>
     <w:p>
@@ -3853,7 +3949,7 @@
         <w:pStyle w:val="a3"/>
         <w:numPr>
           <w:ilvl w:val="0"/>
-          <w:numId w:val="33"/>
+          <w:numId w:val="48"/>
         </w:numPr>
         <w:spacing w:before="100" w:beforeAutospacing="1" w:after="100" w:afterAutospacing="1" w:line="240" w:lineRule="auto"/>
         <w:rPr>
@@ -3866,7 +3962,7 @@
           <w:rFonts w:ascii="Times New Roman" w:hAnsi="Times New Roman" w:cs="Times New Roman"/>
           <w:sz w:val="28"/>
         </w:rPr>
-        <w:t>гибкость;</w:t>
+        <w:t xml:space="preserve">ограниченная база знаний; </w:t>
       </w:r>
     </w:p>
     <w:p>
@@ -3874,7 +3970,7 @@
         <w:pStyle w:val="a3"/>
         <w:numPr>
           <w:ilvl w:val="0"/>
-          <w:numId w:val="33"/>
+          <w:numId w:val="48"/>
         </w:numPr>
         <w:spacing w:before="100" w:beforeAutospacing="1" w:after="100" w:afterAutospacing="1" w:line="240" w:lineRule="auto"/>
         <w:rPr>
@@ -3887,14 +3983,28 @@
           <w:rFonts w:ascii="Times New Roman" w:hAnsi="Times New Roman" w:cs="Times New Roman"/>
           <w:sz w:val="28"/>
         </w:rPr>
-        <w:t>простота настройки</w:t>
-      </w:r>
-      <w:r>
+        <w:t xml:space="preserve">отсутствие вероятностной оценки; </w:t>
+      </w:r>
+    </w:p>
+    <w:p>
+      <w:pPr>
+        <w:pStyle w:val="a3"/>
+        <w:numPr>
+          <w:ilvl w:val="0"/>
+          <w:numId w:val="48"/>
+        </w:numPr>
+        <w:spacing w:before="100" w:beforeAutospacing="1" w:after="100" w:afterAutospacing="1" w:line="240" w:lineRule="auto"/>
         <w:rPr>
           <w:rFonts w:ascii="Times New Roman" w:hAnsi="Times New Roman" w:cs="Times New Roman"/>
           <w:sz w:val="28"/>
         </w:rPr>
-        <w:t>.</w:t>
+      </w:pPr>
+      <w:r>
+        <w:rPr>
+          <w:rFonts w:ascii="Times New Roman" w:hAnsi="Times New Roman" w:cs="Times New Roman"/>
+          <w:sz w:val="28"/>
+        </w:rPr>
+        <w:t xml:space="preserve">нет удобного пользовательского интерфейса. </w:t>
       </w:r>
     </w:p>
     <w:p>
@@ -3931,7 +4041,7 @@
           <w:rFonts w:ascii="Times New Roman" w:hAnsi="Times New Roman" w:cs="Times New Roman"/>
           <w:sz w:val="28"/>
         </w:rPr>
-        <w:t>В ходе выполнения практической работы была разработана нечёткая система управления.</w:t>
+        <w:t>В ходе выполнения практической работы была разработана экспертная система для диагностики неисправностей компьютера.</w:t>
       </w:r>
     </w:p>
     <w:p>
@@ -3948,7 +4058,7 @@
           <w:rFonts w:ascii="Times New Roman" w:hAnsi="Times New Roman" w:cs="Times New Roman"/>
           <w:sz w:val="28"/>
         </w:rPr>
-        <w:t>Система корректно выполняет свою функцию и демонстрирует преимущества нечёткой логики при работе с неопределёнными данными.</w:t>
+        <w:t>Система успешно выполняет поставленные задачи и демонстрирует принципы работы экспертных систем.</w:t>
       </w:r>
     </w:p>
     <w:p>
@@ -3965,39 +4075,26 @@
           <w:rFonts w:ascii="Times New Roman" w:hAnsi="Times New Roman" w:cs="Times New Roman"/>
           <w:sz w:val="28"/>
         </w:rPr>
-        <w:t xml:space="preserve">Использование </w:t>
-      </w:r>
-      <w:proofErr w:type="spellStart"/>
-      <w:r>
+        <w:lastRenderedPageBreak/>
+        <w:t>Использование CLIPS позволяет удобно реализовать систему на основе правил и легко расширять её функциональность.</w:t>
+      </w:r>
+    </w:p>
+    <w:p>
+      <w:pPr>
+        <w:spacing w:before="100" w:beforeAutospacing="1" w:after="100" w:afterAutospacing="1" w:line="240" w:lineRule="auto"/>
+        <w:jc w:val="both"/>
         <w:rPr>
           <w:rFonts w:ascii="Times New Roman" w:hAnsi="Times New Roman" w:cs="Times New Roman"/>
           <w:sz w:val="28"/>
-        </w:rPr>
-        <w:t>Python</w:t>
-      </w:r>
-      <w:proofErr w:type="spellEnd"/>
+          <w:lang w:val="en-US"/>
+        </w:rPr>
+      </w:pPr>
       <w:r>
         <w:rPr>
           <w:rFonts w:ascii="Times New Roman" w:hAnsi="Times New Roman" w:cs="Times New Roman"/>
           <w:sz w:val="28"/>
         </w:rPr>
-        <w:t xml:space="preserve"> вместо </w:t>
-      </w:r>
-      <w:proofErr w:type="spellStart"/>
-      <w:r>
-        <w:rPr>
-          <w:rFonts w:ascii="Times New Roman" w:hAnsi="Times New Roman" w:cs="Times New Roman"/>
-          <w:sz w:val="28"/>
-        </w:rPr>
-        <w:t>fuzzyTECH</w:t>
-      </w:r>
-      <w:proofErr w:type="spellEnd"/>
-      <w:r>
-        <w:rPr>
-          <w:rFonts w:ascii="Times New Roman" w:hAnsi="Times New Roman" w:cs="Times New Roman"/>
-          <w:sz w:val="28"/>
-        </w:rPr>
-        <w:t xml:space="preserve"> позволило:</w:t>
+        <w:t>В дальнейшем систему можно улучшить:</w:t>
       </w:r>
     </w:p>
     <w:p>
@@ -4005,7 +4102,7 @@
         <w:pStyle w:val="a3"/>
         <w:numPr>
           <w:ilvl w:val="0"/>
-          <w:numId w:val="34"/>
+          <w:numId w:val="49"/>
         </w:numPr>
         <w:spacing w:before="100" w:beforeAutospacing="1" w:after="100" w:afterAutospacing="1" w:line="240" w:lineRule="auto"/>
         <w:jc w:val="both"/>
@@ -4019,7 +4116,7 @@
           <w:rFonts w:ascii="Times New Roman" w:hAnsi="Times New Roman" w:cs="Times New Roman"/>
           <w:sz w:val="28"/>
         </w:rPr>
-        <w:t>упростить разработку;</w:t>
+        <w:t>расширением базы знаний;</w:t>
       </w:r>
     </w:p>
     <w:p>
@@ -4027,7 +4124,7 @@
         <w:pStyle w:val="a3"/>
         <w:numPr>
           <w:ilvl w:val="0"/>
-          <w:numId w:val="34"/>
+          <w:numId w:val="49"/>
         </w:numPr>
         <w:spacing w:before="100" w:beforeAutospacing="1" w:after="100" w:afterAutospacing="1" w:line="240" w:lineRule="auto"/>
         <w:jc w:val="both"/>
@@ -4041,7 +4138,7 @@
           <w:rFonts w:ascii="Times New Roman" w:hAnsi="Times New Roman" w:cs="Times New Roman"/>
           <w:sz w:val="28"/>
         </w:rPr>
-        <w:t>получить гибкость;</w:t>
+        <w:t>добавлением объяснительного модуля;</w:t>
       </w:r>
     </w:p>
     <w:p>
@@ -4049,7 +4146,7 @@
         <w:pStyle w:val="a3"/>
         <w:numPr>
           <w:ilvl w:val="0"/>
-          <w:numId w:val="34"/>
+          <w:numId w:val="49"/>
         </w:numPr>
         <w:spacing w:before="100" w:beforeAutospacing="1" w:after="100" w:afterAutospacing="1" w:line="240" w:lineRule="auto"/>
         <w:jc w:val="both"/>
@@ -4063,25 +4160,7 @@
           <w:rFonts w:ascii="Times New Roman" w:hAnsi="Times New Roman" w:cs="Times New Roman"/>
           <w:sz w:val="28"/>
         </w:rPr>
-        <w:lastRenderedPageBreak/>
-        <w:t>интегрировать систему с другими инструментами.</w:t>
-      </w:r>
-    </w:p>
-    <w:p>
-      <w:pPr>
-        <w:spacing w:before="100" w:beforeAutospacing="1" w:after="100" w:afterAutospacing="1" w:line="240" w:lineRule="auto"/>
-        <w:jc w:val="both"/>
-        <w:rPr>
-          <w:rFonts w:ascii="Times New Roman" w:hAnsi="Times New Roman" w:cs="Times New Roman"/>
-          <w:sz w:val="28"/>
-        </w:rPr>
-      </w:pPr>
-      <w:r>
-        <w:rPr>
-          <w:rFonts w:ascii="Times New Roman" w:hAnsi="Times New Roman" w:cs="Times New Roman"/>
-          <w:sz w:val="28"/>
-        </w:rPr>
-        <w:t>Ограничения:</w:t>
+        <w:t>созданием графического интерфейса;</w:t>
       </w:r>
     </w:p>
     <w:p>
@@ -4089,7 +4168,7 @@
         <w:pStyle w:val="a3"/>
         <w:numPr>
           <w:ilvl w:val="0"/>
-          <w:numId w:val="35"/>
+          <w:numId w:val="49"/>
         </w:numPr>
         <w:spacing w:before="100" w:beforeAutospacing="1" w:after="100" w:afterAutospacing="1" w:line="240" w:lineRule="auto"/>
         <w:jc w:val="both"/>
@@ -4103,113 +4182,10 @@
           <w:rFonts w:ascii="Times New Roman" w:hAnsi="Times New Roman" w:cs="Times New Roman"/>
           <w:sz w:val="28"/>
         </w:rPr>
-        <w:t>упрощённая модель;</w:t>
-      </w:r>
-    </w:p>
-    <w:p>
-      <w:pPr>
-        <w:pStyle w:val="a3"/>
-        <w:numPr>
-          <w:ilvl w:val="0"/>
-          <w:numId w:val="35"/>
-        </w:numPr>
-        <w:spacing w:before="100" w:beforeAutospacing="1" w:after="100" w:afterAutospacing="1" w:line="240" w:lineRule="auto"/>
-        <w:jc w:val="both"/>
-        <w:rPr>
-          <w:rFonts w:ascii="Times New Roman" w:hAnsi="Times New Roman" w:cs="Times New Roman"/>
-          <w:sz w:val="28"/>
-        </w:rPr>
-      </w:pPr>
-      <w:r>
-        <w:rPr>
-          <w:rFonts w:ascii="Times New Roman" w:hAnsi="Times New Roman" w:cs="Times New Roman"/>
-          <w:sz w:val="28"/>
-        </w:rPr>
-        <w:t>небольшое количество правил.</w:t>
-      </w:r>
-    </w:p>
-    <w:p>
-      <w:pPr>
-        <w:spacing w:before="100" w:beforeAutospacing="1" w:after="100" w:afterAutospacing="1" w:line="240" w:lineRule="auto"/>
-        <w:jc w:val="both"/>
-        <w:rPr>
-          <w:rFonts w:ascii="Times New Roman" w:hAnsi="Times New Roman" w:cs="Times New Roman"/>
-          <w:sz w:val="28"/>
-        </w:rPr>
-      </w:pPr>
-      <w:r>
-        <w:rPr>
-          <w:rFonts w:ascii="Times New Roman" w:hAnsi="Times New Roman" w:cs="Times New Roman"/>
-          <w:sz w:val="28"/>
-        </w:rPr>
-        <w:t>В дальнейшем систему можно улучшить:</w:t>
-      </w:r>
-    </w:p>
-    <w:p>
-      <w:pPr>
-        <w:pStyle w:val="a3"/>
-        <w:numPr>
-          <w:ilvl w:val="0"/>
-          <w:numId w:val="36"/>
-        </w:numPr>
-        <w:spacing w:before="100" w:beforeAutospacing="1" w:after="100" w:afterAutospacing="1" w:line="240" w:lineRule="auto"/>
-        <w:jc w:val="both"/>
-        <w:rPr>
-          <w:rFonts w:ascii="Times New Roman" w:hAnsi="Times New Roman" w:cs="Times New Roman"/>
-          <w:sz w:val="28"/>
-        </w:rPr>
-      </w:pPr>
-      <w:r>
-        <w:rPr>
-          <w:rFonts w:ascii="Times New Roman" w:hAnsi="Times New Roman" w:cs="Times New Roman"/>
-          <w:sz w:val="28"/>
-        </w:rPr>
-        <w:t>добавлением новых параметров;</w:t>
-      </w:r>
-    </w:p>
-    <w:p>
-      <w:pPr>
-        <w:pStyle w:val="a3"/>
-        <w:numPr>
-          <w:ilvl w:val="0"/>
-          <w:numId w:val="36"/>
-        </w:numPr>
-        <w:spacing w:before="100" w:beforeAutospacing="1" w:after="100" w:afterAutospacing="1" w:line="240" w:lineRule="auto"/>
-        <w:jc w:val="both"/>
-        <w:rPr>
-          <w:rFonts w:ascii="Times New Roman" w:hAnsi="Times New Roman" w:cs="Times New Roman"/>
-          <w:sz w:val="28"/>
-        </w:rPr>
-      </w:pPr>
-      <w:r>
-        <w:rPr>
-          <w:rFonts w:ascii="Times New Roman" w:hAnsi="Times New Roman" w:cs="Times New Roman"/>
-          <w:sz w:val="28"/>
-        </w:rPr>
-        <w:t>использованием адаптивных методов;</w:t>
-      </w:r>
-    </w:p>
-    <w:p>
-      <w:pPr>
-        <w:pStyle w:val="a3"/>
-        <w:numPr>
-          <w:ilvl w:val="0"/>
-          <w:numId w:val="36"/>
-        </w:numPr>
-        <w:spacing w:before="100" w:beforeAutospacing="1" w:after="100" w:afterAutospacing="1" w:line="240" w:lineRule="auto"/>
-        <w:jc w:val="both"/>
-        <w:rPr>
-          <w:rFonts w:ascii="Times New Roman" w:hAnsi="Times New Roman" w:cs="Times New Roman"/>
-          <w:sz w:val="28"/>
-        </w:rPr>
-      </w:pPr>
-      <w:r>
-        <w:rPr>
-          <w:rFonts w:ascii="Times New Roman" w:hAnsi="Times New Roman" w:cs="Times New Roman"/>
-          <w:sz w:val="28"/>
-        </w:rPr>
-        <w:t>интеграцией с реальными устройствами.</w:t>
-      </w:r>
+        <w:t>интеграцией с другими системами.</w:t>
+      </w:r>
+      <w:bookmarkStart w:id="0" w:name="_GoBack"/>
+      <w:bookmarkEnd w:id="0"/>
     </w:p>
     <w:sectPr>
       <w:pgSz w:w="11906" w:h="16838"/>
@@ -4988,6 +4964,268 @@
     </w:lvl>
   </w:abstractNum>
   <w:abstractNum w:abstractNumId="7" w15:restartNumberingAfterBreak="0">
+    <w:nsid w:val="131E0EB1"/>
+    <w:multiLevelType w:val="multilevel"/>
+    <w:tmpl w:val="B22CB4F6"/>
+    <w:lvl w:ilvl="0">
+      <w:start w:val="1"/>
+      <w:numFmt w:val="bullet"/>
+      <w:lvlText w:val=""/>
+      <w:lvlJc w:val="left"/>
+      <w:pPr>
+        <w:tabs>
+          <w:tab w:val="num" w:pos="720"/>
+        </w:tabs>
+        <w:ind w:left="720" w:hanging="360"/>
+      </w:pPr>
+      <w:rPr>
+        <w:rFonts w:ascii="Symbol" w:hAnsi="Symbol" w:hint="default"/>
+        <w:sz w:val="20"/>
+      </w:rPr>
+    </w:lvl>
+    <w:lvl w:ilvl="1" w:tentative="1">
+      <w:start w:val="1"/>
+      <w:numFmt w:val="bullet"/>
+      <w:lvlText w:val="o"/>
+      <w:lvlJc w:val="left"/>
+      <w:pPr>
+        <w:tabs>
+          <w:tab w:val="num" w:pos="1440"/>
+        </w:tabs>
+        <w:ind w:left="1440" w:hanging="360"/>
+      </w:pPr>
+      <w:rPr>
+        <w:rFonts w:ascii="Courier New" w:hAnsi="Courier New" w:hint="default"/>
+        <w:sz w:val="20"/>
+      </w:rPr>
+    </w:lvl>
+    <w:lvl w:ilvl="2" w:tentative="1">
+      <w:start w:val="1"/>
+      <w:numFmt w:val="bullet"/>
+      <w:lvlText w:val=""/>
+      <w:lvlJc w:val="left"/>
+      <w:pPr>
+        <w:tabs>
+          <w:tab w:val="num" w:pos="2160"/>
+        </w:tabs>
+        <w:ind w:left="2160" w:hanging="360"/>
+      </w:pPr>
+      <w:rPr>
+        <w:rFonts w:ascii="Wingdings" w:hAnsi="Wingdings" w:hint="default"/>
+        <w:sz w:val="20"/>
+      </w:rPr>
+    </w:lvl>
+    <w:lvl w:ilvl="3" w:tentative="1">
+      <w:start w:val="1"/>
+      <w:numFmt w:val="bullet"/>
+      <w:lvlText w:val=""/>
+      <w:lvlJc w:val="left"/>
+      <w:pPr>
+        <w:tabs>
+          <w:tab w:val="num" w:pos="2880"/>
+        </w:tabs>
+        <w:ind w:left="2880" w:hanging="360"/>
+      </w:pPr>
+      <w:rPr>
+        <w:rFonts w:ascii="Wingdings" w:hAnsi="Wingdings" w:hint="default"/>
+        <w:sz w:val="20"/>
+      </w:rPr>
+    </w:lvl>
+    <w:lvl w:ilvl="4" w:tentative="1">
+      <w:start w:val="1"/>
+      <w:numFmt w:val="bullet"/>
+      <w:lvlText w:val=""/>
+      <w:lvlJc w:val="left"/>
+      <w:pPr>
+        <w:tabs>
+          <w:tab w:val="num" w:pos="3600"/>
+        </w:tabs>
+        <w:ind w:left="3600" w:hanging="360"/>
+      </w:pPr>
+      <w:rPr>
+        <w:rFonts w:ascii="Wingdings" w:hAnsi="Wingdings" w:hint="default"/>
+        <w:sz w:val="20"/>
+      </w:rPr>
+    </w:lvl>
+    <w:lvl w:ilvl="5" w:tentative="1">
+      <w:start w:val="1"/>
+      <w:numFmt w:val="bullet"/>
+      <w:lvlText w:val=""/>
+      <w:lvlJc w:val="left"/>
+      <w:pPr>
+        <w:tabs>
+          <w:tab w:val="num" w:pos="4320"/>
+        </w:tabs>
+        <w:ind w:left="4320" w:hanging="360"/>
+      </w:pPr>
+      <w:rPr>
+        <w:rFonts w:ascii="Wingdings" w:hAnsi="Wingdings" w:hint="default"/>
+        <w:sz w:val="20"/>
+      </w:rPr>
+    </w:lvl>
+    <w:lvl w:ilvl="6" w:tentative="1">
+      <w:start w:val="1"/>
+      <w:numFmt w:val="bullet"/>
+      <w:lvlText w:val=""/>
+      <w:lvlJc w:val="left"/>
+      <w:pPr>
+        <w:tabs>
+          <w:tab w:val="num" w:pos="5040"/>
+        </w:tabs>
+        <w:ind w:left="5040" w:hanging="360"/>
+      </w:pPr>
+      <w:rPr>
+        <w:rFonts w:ascii="Wingdings" w:hAnsi="Wingdings" w:hint="default"/>
+        <w:sz w:val="20"/>
+      </w:rPr>
+    </w:lvl>
+    <w:lvl w:ilvl="7" w:tentative="1">
+      <w:start w:val="1"/>
+      <w:numFmt w:val="bullet"/>
+      <w:lvlText w:val=""/>
+      <w:lvlJc w:val="left"/>
+      <w:pPr>
+        <w:tabs>
+          <w:tab w:val="num" w:pos="5760"/>
+        </w:tabs>
+        <w:ind w:left="5760" w:hanging="360"/>
+      </w:pPr>
+      <w:rPr>
+        <w:rFonts w:ascii="Wingdings" w:hAnsi="Wingdings" w:hint="default"/>
+        <w:sz w:val="20"/>
+      </w:rPr>
+    </w:lvl>
+    <w:lvl w:ilvl="8" w:tentative="1">
+      <w:start w:val="1"/>
+      <w:numFmt w:val="bullet"/>
+      <w:lvlText w:val=""/>
+      <w:lvlJc w:val="left"/>
+      <w:pPr>
+        <w:tabs>
+          <w:tab w:val="num" w:pos="6480"/>
+        </w:tabs>
+        <w:ind w:left="6480" w:hanging="360"/>
+      </w:pPr>
+      <w:rPr>
+        <w:rFonts w:ascii="Wingdings" w:hAnsi="Wingdings" w:hint="default"/>
+        <w:sz w:val="20"/>
+      </w:rPr>
+    </w:lvl>
+  </w:abstractNum>
+  <w:abstractNum w:abstractNumId="8" w15:restartNumberingAfterBreak="0">
+    <w:nsid w:val="14C62F1F"/>
+    <w:multiLevelType w:val="hybridMultilevel"/>
+    <w:tmpl w:val="DBE43D18"/>
+    <w:lvl w:ilvl="0" w:tplc="04190001">
+      <w:start w:val="1"/>
+      <w:numFmt w:val="bullet"/>
+      <w:lvlText w:val=""/>
+      <w:lvlJc w:val="left"/>
+      <w:pPr>
+        <w:ind w:left="1080" w:hanging="360"/>
+      </w:pPr>
+      <w:rPr>
+        <w:rFonts w:ascii="Symbol" w:hAnsi="Symbol" w:hint="default"/>
+      </w:rPr>
+    </w:lvl>
+    <w:lvl w:ilvl="1" w:tplc="04190003" w:tentative="1">
+      <w:start w:val="1"/>
+      <w:numFmt w:val="bullet"/>
+      <w:lvlText w:val="o"/>
+      <w:lvlJc w:val="left"/>
+      <w:pPr>
+        <w:ind w:left="1800" w:hanging="360"/>
+      </w:pPr>
+      <w:rPr>
+        <w:rFonts w:ascii="Courier New" w:hAnsi="Courier New" w:cs="Courier New" w:hint="default"/>
+      </w:rPr>
+    </w:lvl>
+    <w:lvl w:ilvl="2" w:tplc="04190005" w:tentative="1">
+      <w:start w:val="1"/>
+      <w:numFmt w:val="bullet"/>
+      <w:lvlText w:val=""/>
+      <w:lvlJc w:val="left"/>
+      <w:pPr>
+        <w:ind w:left="2520" w:hanging="360"/>
+      </w:pPr>
+      <w:rPr>
+        <w:rFonts w:ascii="Wingdings" w:hAnsi="Wingdings" w:hint="default"/>
+      </w:rPr>
+    </w:lvl>
+    <w:lvl w:ilvl="3" w:tplc="04190001" w:tentative="1">
+      <w:start w:val="1"/>
+      <w:numFmt w:val="bullet"/>
+      <w:lvlText w:val=""/>
+      <w:lvlJc w:val="left"/>
+      <w:pPr>
+        <w:ind w:left="3240" w:hanging="360"/>
+      </w:pPr>
+      <w:rPr>
+        <w:rFonts w:ascii="Symbol" w:hAnsi="Symbol" w:hint="default"/>
+      </w:rPr>
+    </w:lvl>
+    <w:lvl w:ilvl="4" w:tplc="04190003" w:tentative="1">
+      <w:start w:val="1"/>
+      <w:numFmt w:val="bullet"/>
+      <w:lvlText w:val="o"/>
+      <w:lvlJc w:val="left"/>
+      <w:pPr>
+        <w:ind w:left="3960" w:hanging="360"/>
+      </w:pPr>
+      <w:rPr>
+        <w:rFonts w:ascii="Courier New" w:hAnsi="Courier New" w:cs="Courier New" w:hint="default"/>
+      </w:rPr>
+    </w:lvl>
+    <w:lvl w:ilvl="5" w:tplc="04190005" w:tentative="1">
+      <w:start w:val="1"/>
+      <w:numFmt w:val="bullet"/>
+      <w:lvlText w:val=""/>
+      <w:lvlJc w:val="left"/>
+      <w:pPr>
+        <w:ind w:left="4680" w:hanging="360"/>
+      </w:pPr>
+      <w:rPr>
+        <w:rFonts w:ascii="Wingdings" w:hAnsi="Wingdings" w:hint="default"/>
+      </w:rPr>
+    </w:lvl>
+    <w:lvl w:ilvl="6" w:tplc="04190001" w:tentative="1">
+      <w:start w:val="1"/>
+      <w:numFmt w:val="bullet"/>
+      <w:lvlText w:val=""/>
+      <w:lvlJc w:val="left"/>
+      <w:pPr>
+        <w:ind w:left="5400" w:hanging="360"/>
+      </w:pPr>
+      <w:rPr>
+        <w:rFonts w:ascii="Symbol" w:hAnsi="Symbol" w:hint="default"/>
+      </w:rPr>
+    </w:lvl>
+    <w:lvl w:ilvl="7" w:tplc="04190003" w:tentative="1">
+      <w:start w:val="1"/>
+      <w:numFmt w:val="bullet"/>
+      <w:lvlText w:val="o"/>
+      <w:lvlJc w:val="left"/>
+      <w:pPr>
+        <w:ind w:left="6120" w:hanging="360"/>
+      </w:pPr>
+      <w:rPr>
+        <w:rFonts w:ascii="Courier New" w:hAnsi="Courier New" w:cs="Courier New" w:hint="default"/>
+      </w:rPr>
+    </w:lvl>
+    <w:lvl w:ilvl="8" w:tplc="04190005" w:tentative="1">
+      <w:start w:val="1"/>
+      <w:numFmt w:val="bullet"/>
+      <w:lvlText w:val=""/>
+      <w:lvlJc w:val="left"/>
+      <w:pPr>
+        <w:ind w:left="6840" w:hanging="360"/>
+      </w:pPr>
+      <w:rPr>
+        <w:rFonts w:ascii="Wingdings" w:hAnsi="Wingdings" w:hint="default"/>
+      </w:rPr>
+    </w:lvl>
+  </w:abstractNum>
+  <w:abstractNum w:abstractNumId="9" w15:restartNumberingAfterBreak="0">
     <w:nsid w:val="159F2679"/>
     <w:multiLevelType w:val="multilevel"/>
     <w:tmpl w:val="3454E4F0"/>
@@ -5136,7 +5374,156 @@
       </w:rPr>
     </w:lvl>
   </w:abstractNum>
-  <w:abstractNum w:abstractNumId="8" w15:restartNumberingAfterBreak="0">
+  <w:abstractNum w:abstractNumId="10" w15:restartNumberingAfterBreak="0">
+    <w:nsid w:val="1A9F6CF1"/>
+    <w:multiLevelType w:val="multilevel"/>
+    <w:tmpl w:val="2C728B62"/>
+    <w:lvl w:ilvl="0">
+      <w:start w:val="1"/>
+      <w:numFmt w:val="bullet"/>
+      <w:lvlText w:val=""/>
+      <w:lvlJc w:val="left"/>
+      <w:pPr>
+        <w:tabs>
+          <w:tab w:val="num" w:pos="720"/>
+        </w:tabs>
+        <w:ind w:left="720" w:hanging="360"/>
+      </w:pPr>
+      <w:rPr>
+        <w:rFonts w:ascii="Symbol" w:hAnsi="Symbol" w:hint="default"/>
+        <w:sz w:val="20"/>
+      </w:rPr>
+    </w:lvl>
+    <w:lvl w:ilvl="1" w:tentative="1">
+      <w:start w:val="1"/>
+      <w:numFmt w:val="bullet"/>
+      <w:lvlText w:val="o"/>
+      <w:lvlJc w:val="left"/>
+      <w:pPr>
+        <w:tabs>
+          <w:tab w:val="num" w:pos="1440"/>
+        </w:tabs>
+        <w:ind w:left="1440" w:hanging="360"/>
+      </w:pPr>
+      <w:rPr>
+        <w:rFonts w:ascii="Courier New" w:hAnsi="Courier New" w:hint="default"/>
+        <w:sz w:val="20"/>
+      </w:rPr>
+    </w:lvl>
+    <w:lvl w:ilvl="2" w:tentative="1">
+      <w:start w:val="1"/>
+      <w:numFmt w:val="bullet"/>
+      <w:lvlText w:val=""/>
+      <w:lvlJc w:val="left"/>
+      <w:pPr>
+        <w:tabs>
+          <w:tab w:val="num" w:pos="2160"/>
+        </w:tabs>
+        <w:ind w:left="2160" w:hanging="360"/>
+      </w:pPr>
+      <w:rPr>
+        <w:rFonts w:ascii="Wingdings" w:hAnsi="Wingdings" w:hint="default"/>
+        <w:sz w:val="20"/>
+      </w:rPr>
+    </w:lvl>
+    <w:lvl w:ilvl="3" w:tentative="1">
+      <w:start w:val="1"/>
+      <w:numFmt w:val="bullet"/>
+      <w:lvlText w:val=""/>
+      <w:lvlJc w:val="left"/>
+      <w:pPr>
+        <w:tabs>
+          <w:tab w:val="num" w:pos="2880"/>
+        </w:tabs>
+        <w:ind w:left="2880" w:hanging="360"/>
+      </w:pPr>
+      <w:rPr>
+        <w:rFonts w:ascii="Wingdings" w:hAnsi="Wingdings" w:hint="default"/>
+        <w:sz w:val="20"/>
+      </w:rPr>
+    </w:lvl>
+    <w:lvl w:ilvl="4" w:tentative="1">
+      <w:start w:val="1"/>
+      <w:numFmt w:val="bullet"/>
+      <w:lvlText w:val=""/>
+      <w:lvlJc w:val="left"/>
+      <w:pPr>
+        <w:tabs>
+          <w:tab w:val="num" w:pos="3600"/>
+        </w:tabs>
+        <w:ind w:left="3600" w:hanging="360"/>
+      </w:pPr>
+      <w:rPr>
+        <w:rFonts w:ascii="Wingdings" w:hAnsi="Wingdings" w:hint="default"/>
+        <w:sz w:val="20"/>
+      </w:rPr>
+    </w:lvl>
+    <w:lvl w:ilvl="5" w:tentative="1">
+      <w:start w:val="1"/>
+      <w:numFmt w:val="bullet"/>
+      <w:lvlText w:val=""/>
+      <w:lvlJc w:val="left"/>
+      <w:pPr>
+        <w:tabs>
+          <w:tab w:val="num" w:pos="4320"/>
+        </w:tabs>
+        <w:ind w:left="4320" w:hanging="360"/>
+      </w:pPr>
+      <w:rPr>
+        <w:rFonts w:ascii="Wingdings" w:hAnsi="Wingdings" w:hint="default"/>
+        <w:sz w:val="20"/>
+      </w:rPr>
+    </w:lvl>
+    <w:lvl w:ilvl="6" w:tentative="1">
+      <w:start w:val="1"/>
+      <w:numFmt w:val="bullet"/>
+      <w:lvlText w:val=""/>
+      <w:lvlJc w:val="left"/>
+      <w:pPr>
+        <w:tabs>
+          <w:tab w:val="num" w:pos="5040"/>
+        </w:tabs>
+        <w:ind w:left="5040" w:hanging="360"/>
+      </w:pPr>
+      <w:rPr>
+        <w:rFonts w:ascii="Wingdings" w:hAnsi="Wingdings" w:hint="default"/>
+        <w:sz w:val="20"/>
+      </w:rPr>
+    </w:lvl>
+    <w:lvl w:ilvl="7" w:tentative="1">
+      <w:start w:val="1"/>
+      <w:numFmt w:val="bullet"/>
+      <w:lvlText w:val=""/>
+      <w:lvlJc w:val="left"/>
+      <w:pPr>
+        <w:tabs>
+          <w:tab w:val="num" w:pos="5760"/>
+        </w:tabs>
+        <w:ind w:left="5760" w:hanging="360"/>
+      </w:pPr>
+      <w:rPr>
+        <w:rFonts w:ascii="Wingdings" w:hAnsi="Wingdings" w:hint="default"/>
+        <w:sz w:val="20"/>
+      </w:rPr>
+    </w:lvl>
+    <w:lvl w:ilvl="8" w:tentative="1">
+      <w:start w:val="1"/>
+      <w:numFmt w:val="bullet"/>
+      <w:lvlText w:val=""/>
+      <w:lvlJc w:val="left"/>
+      <w:pPr>
+        <w:tabs>
+          <w:tab w:val="num" w:pos="6480"/>
+        </w:tabs>
+        <w:ind w:left="6480" w:hanging="360"/>
+      </w:pPr>
+      <w:rPr>
+        <w:rFonts w:ascii="Wingdings" w:hAnsi="Wingdings" w:hint="default"/>
+        <w:sz w:val="20"/>
+      </w:rPr>
+    </w:lvl>
+  </w:abstractNum>
+  <w:abstractNum w:abstractNumId="11" w15:restartNumberingAfterBreak="0">
     <w:nsid w:val="1BA703D7"/>
     <w:multiLevelType w:val="hybridMultilevel"/>
     <w:tmpl w:val="54A22406"/>
@@ -5249,7 +5636,7 @@
       </w:rPr>
     </w:lvl>
   </w:abstractNum>
-  <w:abstractNum w:abstractNumId="9" w15:restartNumberingAfterBreak="0">
+  <w:abstractNum w:abstractNumId="12" w15:restartNumberingAfterBreak="0">
     <w:nsid w:val="1C701E12"/>
     <w:multiLevelType w:val="hybridMultilevel"/>
     <w:tmpl w:val="91E8FBC0"/>
@@ -5362,7 +5749,7 @@
       </w:rPr>
     </w:lvl>
   </w:abstractNum>
-  <w:abstractNum w:abstractNumId="10" w15:restartNumberingAfterBreak="0">
+  <w:abstractNum w:abstractNumId="13" w15:restartNumberingAfterBreak="0">
     <w:nsid w:val="1D740F37"/>
     <w:multiLevelType w:val="hybridMultilevel"/>
     <w:tmpl w:val="E30276B2"/>
@@ -5475,7 +5862,7 @@
       </w:rPr>
     </w:lvl>
   </w:abstractNum>
-  <w:abstractNum w:abstractNumId="11" w15:restartNumberingAfterBreak="0">
+  <w:abstractNum w:abstractNumId="14" w15:restartNumberingAfterBreak="0">
     <w:nsid w:val="1E41597B"/>
     <w:multiLevelType w:val="hybridMultilevel"/>
     <w:tmpl w:val="3684B39A"/>
@@ -5588,7 +5975,7 @@
       </w:rPr>
     </w:lvl>
   </w:abstractNum>
-  <w:abstractNum w:abstractNumId="12" w15:restartNumberingAfterBreak="0">
+  <w:abstractNum w:abstractNumId="15" w15:restartNumberingAfterBreak="0">
     <w:nsid w:val="21CA7864"/>
     <w:multiLevelType w:val="multilevel"/>
     <w:tmpl w:val="C192B45A"/>
@@ -5737,7 +6124,7 @@
       </w:rPr>
     </w:lvl>
   </w:abstractNum>
-  <w:abstractNum w:abstractNumId="13" w15:restartNumberingAfterBreak="0">
+  <w:abstractNum w:abstractNumId="16" w15:restartNumberingAfterBreak="0">
     <w:nsid w:val="28673CCF"/>
     <w:multiLevelType w:val="hybridMultilevel"/>
     <w:tmpl w:val="26FE5082"/>
@@ -5850,7 +6237,7 @@
       </w:rPr>
     </w:lvl>
   </w:abstractNum>
-  <w:abstractNum w:abstractNumId="14" w15:restartNumberingAfterBreak="0">
+  <w:abstractNum w:abstractNumId="17" w15:restartNumberingAfterBreak="0">
     <w:nsid w:val="312C2616"/>
     <w:multiLevelType w:val="hybridMultilevel"/>
     <w:tmpl w:val="9490BD5A"/>
@@ -5936,7 +6323,7 @@
       </w:pPr>
     </w:lvl>
   </w:abstractNum>
-  <w:abstractNum w:abstractNumId="15" w15:restartNumberingAfterBreak="0">
+  <w:abstractNum w:abstractNumId="18" w15:restartNumberingAfterBreak="0">
     <w:nsid w:val="323E3FB4"/>
     <w:multiLevelType w:val="hybridMultilevel"/>
     <w:tmpl w:val="5C60248A"/>
@@ -6049,7 +6436,7 @@
       </w:rPr>
     </w:lvl>
   </w:abstractNum>
-  <w:abstractNum w:abstractNumId="16" w15:restartNumberingAfterBreak="0">
+  <w:abstractNum w:abstractNumId="19" w15:restartNumberingAfterBreak="0">
     <w:nsid w:val="348B013B"/>
     <w:multiLevelType w:val="hybridMultilevel"/>
     <w:tmpl w:val="733435B8"/>
@@ -6162,7 +6549,7 @@
       </w:rPr>
     </w:lvl>
   </w:abstractNum>
-  <w:abstractNum w:abstractNumId="17" w15:restartNumberingAfterBreak="0">
+  <w:abstractNum w:abstractNumId="20" w15:restartNumberingAfterBreak="0">
     <w:nsid w:val="35C041E5"/>
     <w:multiLevelType w:val="hybridMultilevel"/>
     <w:tmpl w:val="4844DB8C"/>
@@ -6275,7 +6662,7 @@
       </w:rPr>
     </w:lvl>
   </w:abstractNum>
-  <w:abstractNum w:abstractNumId="18" w15:restartNumberingAfterBreak="0">
+  <w:abstractNum w:abstractNumId="21" w15:restartNumberingAfterBreak="0">
     <w:nsid w:val="43706EB6"/>
     <w:multiLevelType w:val="hybridMultilevel"/>
     <w:tmpl w:val="3990CB38"/>
@@ -6388,7 +6775,7 @@
       </w:rPr>
     </w:lvl>
   </w:abstractNum>
-  <w:abstractNum w:abstractNumId="19" w15:restartNumberingAfterBreak="0">
+  <w:abstractNum w:abstractNumId="22" w15:restartNumberingAfterBreak="0">
     <w:nsid w:val="485B1ACB"/>
     <w:multiLevelType w:val="hybridMultilevel"/>
     <w:tmpl w:val="16089A5A"/>
@@ -6501,7 +6888,7 @@
       </w:rPr>
     </w:lvl>
   </w:abstractNum>
-  <w:abstractNum w:abstractNumId="20" w15:restartNumberingAfterBreak="0">
+  <w:abstractNum w:abstractNumId="23" w15:restartNumberingAfterBreak="0">
     <w:nsid w:val="4A9631B7"/>
     <w:multiLevelType w:val="hybridMultilevel"/>
     <w:tmpl w:val="E424ECB8"/>
@@ -6587,7 +6974,7 @@
       </w:pPr>
     </w:lvl>
   </w:abstractNum>
-  <w:abstractNum w:abstractNumId="21" w15:restartNumberingAfterBreak="0">
+  <w:abstractNum w:abstractNumId="24" w15:restartNumberingAfterBreak="0">
     <w:nsid w:val="4F51237F"/>
     <w:multiLevelType w:val="hybridMultilevel"/>
     <w:tmpl w:val="0D1A0DD8"/>
@@ -6673,7 +7060,120 @@
       </w:pPr>
     </w:lvl>
   </w:abstractNum>
-  <w:abstractNum w:abstractNumId="22" w15:restartNumberingAfterBreak="0">
+  <w:abstractNum w:abstractNumId="25" w15:restartNumberingAfterBreak="0">
+    <w:nsid w:val="52124DB2"/>
+    <w:multiLevelType w:val="hybridMultilevel"/>
+    <w:tmpl w:val="B76AE142"/>
+    <w:lvl w:ilvl="0" w:tplc="04190001">
+      <w:start w:val="1"/>
+      <w:numFmt w:val="bullet"/>
+      <w:lvlText w:val=""/>
+      <w:lvlJc w:val="left"/>
+      <w:pPr>
+        <w:ind w:left="720" w:hanging="360"/>
+      </w:pPr>
+      <w:rPr>
+        <w:rFonts w:ascii="Symbol" w:hAnsi="Symbol" w:hint="default"/>
+      </w:rPr>
+    </w:lvl>
+    <w:lvl w:ilvl="1" w:tplc="04190003" w:tentative="1">
+      <w:start w:val="1"/>
+      <w:numFmt w:val="bullet"/>
+      <w:lvlText w:val="o"/>
+      <w:lvlJc w:val="left"/>
+      <w:pPr>
+        <w:ind w:left="1440" w:hanging="360"/>
+      </w:pPr>
+      <w:rPr>
+        <w:rFonts w:ascii="Courier New" w:hAnsi="Courier New" w:cs="Courier New" w:hint="default"/>
+      </w:rPr>
+    </w:lvl>
+    <w:lvl w:ilvl="2" w:tplc="04190005" w:tentative="1">
+      <w:start w:val="1"/>
+      <w:numFmt w:val="bullet"/>
+      <w:lvlText w:val=""/>
+      <w:lvlJc w:val="left"/>
+      <w:pPr>
+        <w:ind w:left="2160" w:hanging="360"/>
+      </w:pPr>
+      <w:rPr>
+        <w:rFonts w:ascii="Wingdings" w:hAnsi="Wingdings" w:hint="default"/>
+      </w:rPr>
+    </w:lvl>
+    <w:lvl w:ilvl="3" w:tplc="04190001" w:tentative="1">
+      <w:start w:val="1"/>
+      <w:numFmt w:val="bullet"/>
+      <w:lvlText w:val=""/>
+      <w:lvlJc w:val="left"/>
+      <w:pPr>
+        <w:ind w:left="2880" w:hanging="360"/>
+      </w:pPr>
+      <w:rPr>
+        <w:rFonts w:ascii="Symbol" w:hAnsi="Symbol" w:hint="default"/>
+      </w:rPr>
+    </w:lvl>
+    <w:lvl w:ilvl="4" w:tplc="04190003" w:tentative="1">
+      <w:start w:val="1"/>
+      <w:numFmt w:val="bullet"/>
+      <w:lvlText w:val="o"/>
+      <w:lvlJc w:val="left"/>
+      <w:pPr>
+        <w:ind w:left="3600" w:hanging="360"/>
+      </w:pPr>
+      <w:rPr>
+        <w:rFonts w:ascii="Courier New" w:hAnsi="Courier New" w:cs="Courier New" w:hint="default"/>
+      </w:rPr>
+    </w:lvl>
+    <w:lvl w:ilvl="5" w:tplc="04190005" w:tentative="1">
+      <w:start w:val="1"/>
+      <w:numFmt w:val="bullet"/>
+      <w:lvlText w:val=""/>
+      <w:lvlJc w:val="left"/>
+      <w:pPr>
+        <w:ind w:left="4320" w:hanging="360"/>
+      </w:pPr>
+      <w:rPr>
+        <w:rFonts w:ascii="Wingdings" w:hAnsi="Wingdings" w:hint="default"/>
+      </w:rPr>
+    </w:lvl>
+    <w:lvl w:ilvl="6" w:tplc="04190001" w:tentative="1">
+      <w:start w:val="1"/>
+      <w:numFmt w:val="bullet"/>
+      <w:lvlText w:val=""/>
+      <w:lvlJc w:val="left"/>
+      <w:pPr>
+        <w:ind w:left="5040" w:hanging="360"/>
+      </w:pPr>
+      <w:rPr>
+        <w:rFonts w:ascii="Symbol" w:hAnsi="Symbol" w:hint="default"/>
+      </w:rPr>
+    </w:lvl>
+    <w:lvl w:ilvl="7" w:tplc="04190003" w:tentative="1">
+      <w:start w:val="1"/>
+      <w:numFmt w:val="bullet"/>
+      <w:lvlText w:val="o"/>
+      <w:lvlJc w:val="left"/>
+      <w:pPr>
+        <w:ind w:left="5760" w:hanging="360"/>
+      </w:pPr>
+      <w:rPr>
+        <w:rFonts w:ascii="Courier New" w:hAnsi="Courier New" w:cs="Courier New" w:hint="default"/>
+      </w:rPr>
+    </w:lvl>
+    <w:lvl w:ilvl="8" w:tplc="04190005" w:tentative="1">
+      <w:start w:val="1"/>
+      <w:numFmt w:val="bullet"/>
+      <w:lvlText w:val=""/>
+      <w:lvlJc w:val="left"/>
+      <w:pPr>
+        <w:ind w:left="6480" w:hanging="360"/>
+      </w:pPr>
+      <w:rPr>
+        <w:rFonts w:ascii="Wingdings" w:hAnsi="Wingdings" w:hint="default"/>
+      </w:rPr>
+    </w:lvl>
+  </w:abstractNum>
+  <w:abstractNum w:abstractNumId="26" w15:restartNumberingAfterBreak="0">
     <w:nsid w:val="53D561DB"/>
     <w:multiLevelType w:val="hybridMultilevel"/>
     <w:tmpl w:val="D0BA2892"/>
@@ -6786,7 +7286,7 @@
       </w:rPr>
     </w:lvl>
   </w:abstractNum>
-  <w:abstractNum w:abstractNumId="23" w15:restartNumberingAfterBreak="0">
+  <w:abstractNum w:abstractNumId="27" w15:restartNumberingAfterBreak="0">
     <w:nsid w:val="54BA2DA0"/>
     <w:multiLevelType w:val="hybridMultilevel"/>
     <w:tmpl w:val="FBBAC1BE"/>
@@ -6899,7 +7399,120 @@
       </w:rPr>
     </w:lvl>
   </w:abstractNum>
-  <w:abstractNum w:abstractNumId="24" w15:restartNumberingAfterBreak="0">
+  <w:abstractNum w:abstractNumId="28" w15:restartNumberingAfterBreak="0">
+    <w:nsid w:val="569D06B7"/>
+    <w:multiLevelType w:val="hybridMultilevel"/>
+    <w:tmpl w:val="B0CC38D0"/>
+    <w:lvl w:ilvl="0" w:tplc="04190001">
+      <w:start w:val="1"/>
+      <w:numFmt w:val="bullet"/>
+      <w:lvlText w:val=""/>
+      <w:lvlJc w:val="left"/>
+      <w:pPr>
+        <w:ind w:left="720" w:hanging="360"/>
+      </w:pPr>
+      <w:rPr>
+        <w:rFonts w:ascii="Symbol" w:hAnsi="Symbol" w:hint="default"/>
+      </w:rPr>
+    </w:lvl>
+    <w:lvl w:ilvl="1" w:tplc="04190003" w:tentative="1">
+      <w:start w:val="1"/>
+      <w:numFmt w:val="bullet"/>
+      <w:lvlText w:val="o"/>
+      <w:lvlJc w:val="left"/>
+      <w:pPr>
+        <w:ind w:left="1440" w:hanging="360"/>
+      </w:pPr>
+      <w:rPr>
+        <w:rFonts w:ascii="Courier New" w:hAnsi="Courier New" w:cs="Courier New" w:hint="default"/>
+      </w:rPr>
+    </w:lvl>
+    <w:lvl w:ilvl="2" w:tplc="04190005" w:tentative="1">
+      <w:start w:val="1"/>
+      <w:numFmt w:val="bullet"/>
+      <w:lvlText w:val=""/>
+      <w:lvlJc w:val="left"/>
+      <w:pPr>
+        <w:ind w:left="2160" w:hanging="360"/>
+      </w:pPr>
+      <w:rPr>
+        <w:rFonts w:ascii="Wingdings" w:hAnsi="Wingdings" w:hint="default"/>
+      </w:rPr>
+    </w:lvl>
+    <w:lvl w:ilvl="3" w:tplc="04190001" w:tentative="1">
+      <w:start w:val="1"/>
+      <w:numFmt w:val="bullet"/>
+      <w:lvlText w:val=""/>
+      <w:lvlJc w:val="left"/>
+      <w:pPr>
+        <w:ind w:left="2880" w:hanging="360"/>
+      </w:pPr>
+      <w:rPr>
+        <w:rFonts w:ascii="Symbol" w:hAnsi="Symbol" w:hint="default"/>
+      </w:rPr>
+    </w:lvl>
+    <w:lvl w:ilvl="4" w:tplc="04190003" w:tentative="1">
+      <w:start w:val="1"/>
+      <w:numFmt w:val="bullet"/>
+      <w:lvlText w:val="o"/>
+      <w:lvlJc w:val="left"/>
+      <w:pPr>
+        <w:ind w:left="3600" w:hanging="360"/>
+      </w:pPr>
+      <w:rPr>
+        <w:rFonts w:ascii="Courier New" w:hAnsi="Courier New" w:cs="Courier New" w:hint="default"/>
+      </w:rPr>
+    </w:lvl>
+    <w:lvl w:ilvl="5" w:tplc="04190005" w:tentative="1">
+      <w:start w:val="1"/>
+      <w:numFmt w:val="bullet"/>
+      <w:lvlText w:val=""/>
+      <w:lvlJc w:val="left"/>
+      <w:pPr>
+        <w:ind w:left="4320" w:hanging="360"/>
+      </w:pPr>
+      <w:rPr>
+        <w:rFonts w:ascii="Wingdings" w:hAnsi="Wingdings" w:hint="default"/>
+      </w:rPr>
+    </w:lvl>
+    <w:lvl w:ilvl="6" w:tplc="04190001" w:tentative="1">
+      <w:start w:val="1"/>
+      <w:numFmt w:val="bullet"/>
+      <w:lvlText w:val=""/>
+      <w:lvlJc w:val="left"/>
+      <w:pPr>
+        <w:ind w:left="5040" w:hanging="360"/>
+      </w:pPr>
+      <w:rPr>
+        <w:rFonts w:ascii="Symbol" w:hAnsi="Symbol" w:hint="default"/>
+      </w:rPr>
+    </w:lvl>
+    <w:lvl w:ilvl="7" w:tplc="04190003" w:tentative="1">
+      <w:start w:val="1"/>
+      <w:numFmt w:val="bullet"/>
+      <w:lvlText w:val="o"/>
+      <w:lvlJc w:val="left"/>
+      <w:pPr>
+        <w:ind w:left="5760" w:hanging="360"/>
+      </w:pPr>
+      <w:rPr>
+        <w:rFonts w:ascii="Courier New" w:hAnsi="Courier New" w:cs="Courier New" w:hint="default"/>
+      </w:rPr>
+    </w:lvl>
+    <w:lvl w:ilvl="8" w:tplc="04190005" w:tentative="1">
+      <w:start w:val="1"/>
+      <w:numFmt w:val="bullet"/>
+      <w:lvlText w:val=""/>
+      <w:lvlJc w:val="left"/>
+      <w:pPr>
+        <w:ind w:left="6480" w:hanging="360"/>
+      </w:pPr>
+      <w:rPr>
+        <w:rFonts w:ascii="Wingdings" w:hAnsi="Wingdings" w:hint="default"/>
+      </w:rPr>
+    </w:lvl>
+  </w:abstractNum>
+  <w:abstractNum w:abstractNumId="29" w15:restartNumberingAfterBreak="0">
     <w:nsid w:val="56C9227B"/>
     <w:multiLevelType w:val="hybridMultilevel"/>
     <w:tmpl w:val="27541092"/>
@@ -7012,7 +7625,7 @@
       </w:rPr>
     </w:lvl>
   </w:abstractNum>
-  <w:abstractNum w:abstractNumId="25" w15:restartNumberingAfterBreak="0">
+  <w:abstractNum w:abstractNumId="30" w15:restartNumberingAfterBreak="0">
     <w:nsid w:val="57645DA9"/>
     <w:multiLevelType w:val="hybridMultilevel"/>
     <w:tmpl w:val="B742DE78"/>
@@ -7125,7 +7738,7 @@
       </w:rPr>
     </w:lvl>
   </w:abstractNum>
-  <w:abstractNum w:abstractNumId="26" w15:restartNumberingAfterBreak="0">
+  <w:abstractNum w:abstractNumId="31" w15:restartNumberingAfterBreak="0">
     <w:nsid w:val="5A6C2B0A"/>
     <w:multiLevelType w:val="hybridMultilevel"/>
     <w:tmpl w:val="C3B0D5FC"/>
@@ -7238,7 +7851,156 @@
       </w:rPr>
     </w:lvl>
   </w:abstractNum>
-  <w:abstractNum w:abstractNumId="27" w15:restartNumberingAfterBreak="0">
+  <w:abstractNum w:abstractNumId="32" w15:restartNumberingAfterBreak="0">
+    <w:nsid w:val="5B6461A5"/>
+    <w:multiLevelType w:val="multilevel"/>
+    <w:tmpl w:val="5EA428A2"/>
+    <w:lvl w:ilvl="0">
+      <w:start w:val="1"/>
+      <w:numFmt w:val="bullet"/>
+      <w:lvlText w:val=""/>
+      <w:lvlJc w:val="left"/>
+      <w:pPr>
+        <w:tabs>
+          <w:tab w:val="num" w:pos="720"/>
+        </w:tabs>
+        <w:ind w:left="720" w:hanging="360"/>
+      </w:pPr>
+      <w:rPr>
+        <w:rFonts w:ascii="Symbol" w:hAnsi="Symbol" w:hint="default"/>
+        <w:sz w:val="20"/>
+      </w:rPr>
+    </w:lvl>
+    <w:lvl w:ilvl="1" w:tentative="1">
+      <w:start w:val="1"/>
+      <w:numFmt w:val="bullet"/>
+      <w:lvlText w:val="o"/>
+      <w:lvlJc w:val="left"/>
+      <w:pPr>
+        <w:tabs>
+          <w:tab w:val="num" w:pos="1440"/>
+        </w:tabs>
+        <w:ind w:left="1440" w:hanging="360"/>
+      </w:pPr>
+      <w:rPr>
+        <w:rFonts w:ascii="Courier New" w:hAnsi="Courier New" w:hint="default"/>
+        <w:sz w:val="20"/>
+      </w:rPr>
+    </w:lvl>
+    <w:lvl w:ilvl="2" w:tentative="1">
+      <w:start w:val="1"/>
+      <w:numFmt w:val="bullet"/>
+      <w:lvlText w:val=""/>
+      <w:lvlJc w:val="left"/>
+      <w:pPr>
+        <w:tabs>
+          <w:tab w:val="num" w:pos="2160"/>
+        </w:tabs>
+        <w:ind w:left="2160" w:hanging="360"/>
+      </w:pPr>
+      <w:rPr>
+        <w:rFonts w:ascii="Wingdings" w:hAnsi="Wingdings" w:hint="default"/>
+        <w:sz w:val="20"/>
+      </w:rPr>
+    </w:lvl>
+    <w:lvl w:ilvl="3" w:tentative="1">
+      <w:start w:val="1"/>
+      <w:numFmt w:val="bullet"/>
+      <w:lvlText w:val=""/>
+      <w:lvlJc w:val="left"/>
+      <w:pPr>
+        <w:tabs>
+          <w:tab w:val="num" w:pos="2880"/>
+        </w:tabs>
+        <w:ind w:left="2880" w:hanging="360"/>
+      </w:pPr>
+      <w:rPr>
+        <w:rFonts w:ascii="Wingdings" w:hAnsi="Wingdings" w:hint="default"/>
+        <w:sz w:val="20"/>
+      </w:rPr>
+    </w:lvl>
+    <w:lvl w:ilvl="4" w:tentative="1">
+      <w:start w:val="1"/>
+      <w:numFmt w:val="bullet"/>
+      <w:lvlText w:val=""/>
+      <w:lvlJc w:val="left"/>
+      <w:pPr>
+        <w:tabs>
+          <w:tab w:val="num" w:pos="3600"/>
+        </w:tabs>
+        <w:ind w:left="3600" w:hanging="360"/>
+      </w:pPr>
+      <w:rPr>
+        <w:rFonts w:ascii="Wingdings" w:hAnsi="Wingdings" w:hint="default"/>
+        <w:sz w:val="20"/>
+      </w:rPr>
+    </w:lvl>
+    <w:lvl w:ilvl="5" w:tentative="1">
+      <w:start w:val="1"/>
+      <w:numFmt w:val="bullet"/>
+      <w:lvlText w:val=""/>
+      <w:lvlJc w:val="left"/>
+      <w:pPr>
+        <w:tabs>
+          <w:tab w:val="num" w:pos="4320"/>
+        </w:tabs>
+        <w:ind w:left="4320" w:hanging="360"/>
+      </w:pPr>
+      <w:rPr>
+        <w:rFonts w:ascii="Wingdings" w:hAnsi="Wingdings" w:hint="default"/>
+        <w:sz w:val="20"/>
+      </w:rPr>
+    </w:lvl>
+    <w:lvl w:ilvl="6" w:tentative="1">
+      <w:start w:val="1"/>
+      <w:numFmt w:val="bullet"/>
+      <w:lvlText w:val=""/>
+      <w:lvlJc w:val="left"/>
+      <w:pPr>
+        <w:tabs>
+          <w:tab w:val="num" w:pos="5040"/>
+        </w:tabs>
+        <w:ind w:left="5040" w:hanging="360"/>
+      </w:pPr>
+      <w:rPr>
+        <w:rFonts w:ascii="Wingdings" w:hAnsi="Wingdings" w:hint="default"/>
+        <w:sz w:val="20"/>
+      </w:rPr>
+    </w:lvl>
+    <w:lvl w:ilvl="7" w:tentative="1">
+      <w:start w:val="1"/>
+      <w:numFmt w:val="bullet"/>
+      <w:lvlText w:val=""/>
+      <w:lvlJc w:val="left"/>
+      <w:pPr>
+        <w:tabs>
+          <w:tab w:val="num" w:pos="5760"/>
+        </w:tabs>
+        <w:ind w:left="5760" w:hanging="360"/>
+      </w:pPr>
+      <w:rPr>
+        <w:rFonts w:ascii="Wingdings" w:hAnsi="Wingdings" w:hint="default"/>
+        <w:sz w:val="20"/>
+      </w:rPr>
+    </w:lvl>
+    <w:lvl w:ilvl="8" w:tentative="1">
+      <w:start w:val="1"/>
+      <w:numFmt w:val="bullet"/>
+      <w:lvlText w:val=""/>
+      <w:lvlJc w:val="left"/>
+      <w:pPr>
+        <w:tabs>
+          <w:tab w:val="num" w:pos="6480"/>
+        </w:tabs>
+        <w:ind w:left="6480" w:hanging="360"/>
+      </w:pPr>
+      <w:rPr>
+        <w:rFonts w:ascii="Wingdings" w:hAnsi="Wingdings" w:hint="default"/>
+        <w:sz w:val="20"/>
+      </w:rPr>
+    </w:lvl>
+  </w:abstractNum>
+  <w:abstractNum w:abstractNumId="33" w15:restartNumberingAfterBreak="0">
     <w:nsid w:val="5BB61ABB"/>
     <w:multiLevelType w:val="hybridMultilevel"/>
     <w:tmpl w:val="398E4DB6"/>
@@ -7351,7 +8113,7 @@
       </w:rPr>
     </w:lvl>
   </w:abstractNum>
-  <w:abstractNum w:abstractNumId="28" w15:restartNumberingAfterBreak="0">
+  <w:abstractNum w:abstractNumId="34" w15:restartNumberingAfterBreak="0">
     <w:nsid w:val="5C823E04"/>
     <w:multiLevelType w:val="hybridMultilevel"/>
     <w:tmpl w:val="B798E8FA"/>
@@ -7464,7 +8226,7 @@
       </w:rPr>
     </w:lvl>
   </w:abstractNum>
-  <w:abstractNum w:abstractNumId="29" w15:restartNumberingAfterBreak="0">
+  <w:abstractNum w:abstractNumId="35" w15:restartNumberingAfterBreak="0">
     <w:nsid w:val="5CAD2193"/>
     <w:multiLevelType w:val="multilevel"/>
     <w:tmpl w:val="84EA8F78"/>
@@ -7613,7 +8375,120 @@
       </w:rPr>
     </w:lvl>
   </w:abstractNum>
-  <w:abstractNum w:abstractNumId="30" w15:restartNumberingAfterBreak="0">
+  <w:abstractNum w:abstractNumId="36" w15:restartNumberingAfterBreak="0">
+    <w:nsid w:val="65AC3EB5"/>
+    <w:multiLevelType w:val="hybridMultilevel"/>
+    <w:tmpl w:val="B546C2D2"/>
+    <w:lvl w:ilvl="0" w:tplc="04190001">
+      <w:start w:val="1"/>
+      <w:numFmt w:val="bullet"/>
+      <w:lvlText w:val=""/>
+      <w:lvlJc w:val="left"/>
+      <w:pPr>
+        <w:ind w:left="720" w:hanging="360"/>
+      </w:pPr>
+      <w:rPr>
+        <w:rFonts w:ascii="Symbol" w:hAnsi="Symbol" w:hint="default"/>
+      </w:rPr>
+    </w:lvl>
+    <w:lvl w:ilvl="1" w:tplc="04190003" w:tentative="1">
+      <w:start w:val="1"/>
+      <w:numFmt w:val="bullet"/>
+      <w:lvlText w:val="o"/>
+      <w:lvlJc w:val="left"/>
+      <w:pPr>
+        <w:ind w:left="1440" w:hanging="360"/>
+      </w:pPr>
+      <w:rPr>
+        <w:rFonts w:ascii="Courier New" w:hAnsi="Courier New" w:cs="Courier New" w:hint="default"/>
+      </w:rPr>
+    </w:lvl>
+    <w:lvl w:ilvl="2" w:tplc="04190005" w:tentative="1">
+      <w:start w:val="1"/>
+      <w:numFmt w:val="bullet"/>
+      <w:lvlText w:val=""/>
+      <w:lvlJc w:val="left"/>
+      <w:pPr>
+        <w:ind w:left="2160" w:hanging="360"/>
+      </w:pPr>
+      <w:rPr>
+        <w:rFonts w:ascii="Wingdings" w:hAnsi="Wingdings" w:hint="default"/>
+      </w:rPr>
+    </w:lvl>
+    <w:lvl w:ilvl="3" w:tplc="04190001" w:tentative="1">
+      <w:start w:val="1"/>
+      <w:numFmt w:val="bullet"/>
+      <w:lvlText w:val=""/>
+      <w:lvlJc w:val="left"/>
+      <w:pPr>
+        <w:ind w:left="2880" w:hanging="360"/>
+      </w:pPr>
+      <w:rPr>
+        <w:rFonts w:ascii="Symbol" w:hAnsi="Symbol" w:hint="default"/>
+      </w:rPr>
+    </w:lvl>
+    <w:lvl w:ilvl="4" w:tplc="04190003" w:tentative="1">
+      <w:start w:val="1"/>
+      <w:numFmt w:val="bullet"/>
+      <w:lvlText w:val="o"/>
+      <w:lvlJc w:val="left"/>
+      <w:pPr>
+        <w:ind w:left="3600" w:hanging="360"/>
+      </w:pPr>
+      <w:rPr>
+        <w:rFonts w:ascii="Courier New" w:hAnsi="Courier New" w:cs="Courier New" w:hint="default"/>
+      </w:rPr>
+    </w:lvl>
+    <w:lvl w:ilvl="5" w:tplc="04190005" w:tentative="1">
+      <w:start w:val="1"/>
+      <w:numFmt w:val="bullet"/>
+      <w:lvlText w:val=""/>
+      <w:lvlJc w:val="left"/>
+      <w:pPr>
+        <w:ind w:left="4320" w:hanging="360"/>
+      </w:pPr>
+      <w:rPr>
+        <w:rFonts w:ascii="Wingdings" w:hAnsi="Wingdings" w:hint="default"/>
+      </w:rPr>
+    </w:lvl>
+    <w:lvl w:ilvl="6" w:tplc="04190001" w:tentative="1">
+      <w:start w:val="1"/>
+      <w:numFmt w:val="bullet"/>
+      <w:lvlText w:val=""/>
+      <w:lvlJc w:val="left"/>
+      <w:pPr>
+        <w:ind w:left="5040" w:hanging="360"/>
+      </w:pPr>
+      <w:rPr>
+        <w:rFonts w:ascii="Symbol" w:hAnsi="Symbol" w:hint="default"/>
+      </w:rPr>
+    </w:lvl>
+    <w:lvl w:ilvl="7" w:tplc="04190003" w:tentative="1">
+      <w:start w:val="1"/>
+      <w:numFmt w:val="bullet"/>
+      <w:lvlText w:val="o"/>
+      <w:lvlJc w:val="left"/>
+      <w:pPr>
+        <w:ind w:left="5760" w:hanging="360"/>
+      </w:pPr>
+      <w:rPr>
+        <w:rFonts w:ascii="Courier New" w:hAnsi="Courier New" w:cs="Courier New" w:hint="default"/>
+      </w:rPr>
+    </w:lvl>
+    <w:lvl w:ilvl="8" w:tplc="04190005" w:tentative="1">
+      <w:start w:val="1"/>
+      <w:numFmt w:val="bullet"/>
+      <w:lvlText w:val=""/>
+      <w:lvlJc w:val="left"/>
+      <w:pPr>
+        <w:ind w:left="6480" w:hanging="360"/>
+      </w:pPr>
+      <w:rPr>
+        <w:rFonts w:ascii="Wingdings" w:hAnsi="Wingdings" w:hint="default"/>
+      </w:rPr>
+    </w:lvl>
+  </w:abstractNum>
+  <w:abstractNum w:abstractNumId="37" w15:restartNumberingAfterBreak="0">
     <w:nsid w:val="66BE621D"/>
     <w:multiLevelType w:val="hybridMultilevel"/>
     <w:tmpl w:val="80BAEAE6"/>
@@ -7726,7 +8601,7 @@
       </w:rPr>
     </w:lvl>
   </w:abstractNum>
-  <w:abstractNum w:abstractNumId="31" w15:restartNumberingAfterBreak="0">
+  <w:abstractNum w:abstractNumId="38" w15:restartNumberingAfterBreak="0">
     <w:nsid w:val="681C508C"/>
     <w:multiLevelType w:val="hybridMultilevel"/>
     <w:tmpl w:val="B712BAA8"/>
@@ -7839,7 +8714,7 @@
       </w:rPr>
     </w:lvl>
   </w:abstractNum>
-  <w:abstractNum w:abstractNumId="32" w15:restartNumberingAfterBreak="0">
+  <w:abstractNum w:abstractNumId="39" w15:restartNumberingAfterBreak="0">
     <w:nsid w:val="68210EEF"/>
     <w:multiLevelType w:val="hybridMultilevel"/>
     <w:tmpl w:val="32D69E1C"/>
@@ -7952,7 +8827,7 @@
       </w:rPr>
     </w:lvl>
   </w:abstractNum>
-  <w:abstractNum w:abstractNumId="33" w15:restartNumberingAfterBreak="0">
+  <w:abstractNum w:abstractNumId="40" w15:restartNumberingAfterBreak="0">
     <w:nsid w:val="69F35D50"/>
     <w:multiLevelType w:val="hybridMultilevel"/>
     <w:tmpl w:val="38407CF4"/>
@@ -8065,7 +8940,7 @@
       </w:rPr>
     </w:lvl>
   </w:abstractNum>
-  <w:abstractNum w:abstractNumId="34" w15:restartNumberingAfterBreak="0">
+  <w:abstractNum w:abstractNumId="41" w15:restartNumberingAfterBreak="0">
     <w:nsid w:val="6C0378CA"/>
     <w:multiLevelType w:val="hybridMultilevel"/>
     <w:tmpl w:val="5F00D9B0"/>
@@ -8178,7 +9053,7 @@
       </w:rPr>
     </w:lvl>
   </w:abstractNum>
-  <w:abstractNum w:abstractNumId="35" w15:restartNumberingAfterBreak="0">
+  <w:abstractNum w:abstractNumId="42" w15:restartNumberingAfterBreak="0">
     <w:nsid w:val="6FAC655C"/>
     <w:multiLevelType w:val="hybridMultilevel"/>
     <w:tmpl w:val="67FA49CA"/>
@@ -8291,7 +9166,7 @@
       </w:rPr>
     </w:lvl>
   </w:abstractNum>
-  <w:abstractNum w:abstractNumId="36" w15:restartNumberingAfterBreak="0">
+  <w:abstractNum w:abstractNumId="43" w15:restartNumberingAfterBreak="0">
     <w:nsid w:val="70617EEC"/>
     <w:multiLevelType w:val="hybridMultilevel"/>
     <w:tmpl w:val="D9AA03BC"/>
@@ -8404,7 +9279,7 @@
       </w:rPr>
     </w:lvl>
   </w:abstractNum>
-  <w:abstractNum w:abstractNumId="37" w15:restartNumberingAfterBreak="0">
+  <w:abstractNum w:abstractNumId="44" w15:restartNumberingAfterBreak="0">
     <w:nsid w:val="72515D9B"/>
     <w:multiLevelType w:val="hybridMultilevel"/>
     <w:tmpl w:val="B0AAEC00"/>
@@ -8517,7 +9392,7 @@
       </w:rPr>
     </w:lvl>
   </w:abstractNum>
-  <w:abstractNum w:abstractNumId="38" w15:restartNumberingAfterBreak="0">
+  <w:abstractNum w:abstractNumId="45" w15:restartNumberingAfterBreak="0">
     <w:nsid w:val="75B20E5A"/>
     <w:multiLevelType w:val="hybridMultilevel"/>
     <w:tmpl w:val="8EC81C46"/>
@@ -8630,7 +9505,7 @@
       </w:rPr>
     </w:lvl>
   </w:abstractNum>
-  <w:abstractNum w:abstractNumId="39" w15:restartNumberingAfterBreak="0">
+  <w:abstractNum w:abstractNumId="46" w15:restartNumberingAfterBreak="0">
     <w:nsid w:val="7DF14B75"/>
     <w:multiLevelType w:val="multilevel"/>
     <w:tmpl w:val="0ABE819E"/>
@@ -8779,8 +9654,121 @@
       </w:rPr>
     </w:lvl>
   </w:abstractNum>
+  <w:abstractNum w:abstractNumId="47" w15:restartNumberingAfterBreak="0">
+    <w:nsid w:val="7F537534"/>
+    <w:multiLevelType w:val="hybridMultilevel"/>
+    <w:tmpl w:val="40161408"/>
+    <w:lvl w:ilvl="0" w:tplc="04190001">
+      <w:start w:val="1"/>
+      <w:numFmt w:val="bullet"/>
+      <w:lvlText w:val=""/>
+      <w:lvlJc w:val="left"/>
+      <w:pPr>
+        <w:ind w:left="720" w:hanging="360"/>
+      </w:pPr>
+      <w:rPr>
+        <w:rFonts w:ascii="Symbol" w:hAnsi="Symbol" w:hint="default"/>
+      </w:rPr>
+    </w:lvl>
+    <w:lvl w:ilvl="1" w:tplc="04190003" w:tentative="1">
+      <w:start w:val="1"/>
+      <w:numFmt w:val="bullet"/>
+      <w:lvlText w:val="o"/>
+      <w:lvlJc w:val="left"/>
+      <w:pPr>
+        <w:ind w:left="1440" w:hanging="360"/>
+      </w:pPr>
+      <w:rPr>
+        <w:rFonts w:ascii="Courier New" w:hAnsi="Courier New" w:cs="Courier New" w:hint="default"/>
+      </w:rPr>
+    </w:lvl>
+    <w:lvl w:ilvl="2" w:tplc="04190005" w:tentative="1">
+      <w:start w:val="1"/>
+      <w:numFmt w:val="bullet"/>
+      <w:lvlText w:val=""/>
+      <w:lvlJc w:val="left"/>
+      <w:pPr>
+        <w:ind w:left="2160" w:hanging="360"/>
+      </w:pPr>
+      <w:rPr>
+        <w:rFonts w:ascii="Wingdings" w:hAnsi="Wingdings" w:hint="default"/>
+      </w:rPr>
+    </w:lvl>
+    <w:lvl w:ilvl="3" w:tplc="04190001" w:tentative="1">
+      <w:start w:val="1"/>
+      <w:numFmt w:val="bullet"/>
+      <w:lvlText w:val=""/>
+      <w:lvlJc w:val="left"/>
+      <w:pPr>
+        <w:ind w:left="2880" w:hanging="360"/>
+      </w:pPr>
+      <w:rPr>
+        <w:rFonts w:ascii="Symbol" w:hAnsi="Symbol" w:hint="default"/>
+      </w:rPr>
+    </w:lvl>
+    <w:lvl w:ilvl="4" w:tplc="04190003" w:tentative="1">
+      <w:start w:val="1"/>
+      <w:numFmt w:val="bullet"/>
+      <w:lvlText w:val="o"/>
+      <w:lvlJc w:val="left"/>
+      <w:pPr>
+        <w:ind w:left="3600" w:hanging="360"/>
+      </w:pPr>
+      <w:rPr>
+        <w:rFonts w:ascii="Courier New" w:hAnsi="Courier New" w:cs="Courier New" w:hint="default"/>
+      </w:rPr>
+    </w:lvl>
+    <w:lvl w:ilvl="5" w:tplc="04190005" w:tentative="1">
+      <w:start w:val="1"/>
+      <w:numFmt w:val="bullet"/>
+      <w:lvlText w:val=""/>
+      <w:lvlJc w:val="left"/>
+      <w:pPr>
+        <w:ind w:left="4320" w:hanging="360"/>
+      </w:pPr>
+      <w:rPr>
+        <w:rFonts w:ascii="Wingdings" w:hAnsi="Wingdings" w:hint="default"/>
+      </w:rPr>
+    </w:lvl>
+    <w:lvl w:ilvl="6" w:tplc="04190001" w:tentative="1">
+      <w:start w:val="1"/>
+      <w:numFmt w:val="bullet"/>
+      <w:lvlText w:val=""/>
+      <w:lvlJc w:val="left"/>
+      <w:pPr>
+        <w:ind w:left="5040" w:hanging="360"/>
+      </w:pPr>
+      <w:rPr>
+        <w:rFonts w:ascii="Symbol" w:hAnsi="Symbol" w:hint="default"/>
+      </w:rPr>
+    </w:lvl>
+    <w:lvl w:ilvl="7" w:tplc="04190003" w:tentative="1">
+      <w:start w:val="1"/>
+      <w:numFmt w:val="bullet"/>
+      <w:lvlText w:val="o"/>
+      <w:lvlJc w:val="left"/>
+      <w:pPr>
+        <w:ind w:left="5760" w:hanging="360"/>
+      </w:pPr>
+      <w:rPr>
+        <w:rFonts w:ascii="Courier New" w:hAnsi="Courier New" w:cs="Courier New" w:hint="default"/>
+      </w:rPr>
+    </w:lvl>
+    <w:lvl w:ilvl="8" w:tplc="04190005" w:tentative="1">
+      <w:start w:val="1"/>
+      <w:numFmt w:val="bullet"/>
+      <w:lvlText w:val=""/>
+      <w:lvlJc w:val="left"/>
+      <w:pPr>
+        <w:ind w:left="6480" w:hanging="360"/>
+      </w:pPr>
+      <w:rPr>
+        <w:rFonts w:ascii="Wingdings" w:hAnsi="Wingdings" w:hint="default"/>
+      </w:rPr>
+    </w:lvl>
+  </w:abstractNum>
   <w:num w:numId="1">
-    <w:abstractNumId w:val="14"/>
+    <w:abstractNumId w:val="17"/>
     <w:lvlOverride w:ilvl="0">
       <w:startOverride w:val="1"/>
     </w:lvlOverride>
@@ -8810,37 +9798,37 @@
     </w:lvlOverride>
   </w:num>
   <w:num w:numId="2">
-    <w:abstractNumId w:val="14"/>
+    <w:abstractNumId w:val="17"/>
   </w:num>
   <w:num w:numId="3">
-    <w:abstractNumId w:val="9"/>
+    <w:abstractNumId w:val="12"/>
   </w:num>
   <w:num w:numId="4">
     <w:abstractNumId w:val="2"/>
   </w:num>
   <w:num w:numId="5">
-    <w:abstractNumId w:val="31"/>
+    <w:abstractNumId w:val="38"/>
   </w:num>
   <w:num w:numId="6">
-    <w:abstractNumId w:val="37"/>
+    <w:abstractNumId w:val="44"/>
   </w:num>
   <w:num w:numId="7">
-    <w:abstractNumId w:val="20"/>
+    <w:abstractNumId w:val="23"/>
   </w:num>
   <w:num w:numId="8">
-    <w:abstractNumId w:val="12"/>
+    <w:abstractNumId w:val="15"/>
   </w:num>
   <w:num w:numId="9">
-    <w:abstractNumId w:val="39"/>
+    <w:abstractNumId w:val="46"/>
   </w:num>
   <w:num w:numId="10">
-    <w:abstractNumId w:val="7"/>
+    <w:abstractNumId w:val="9"/>
   </w:num>
   <w:num w:numId="11">
-    <w:abstractNumId w:val="29"/>
+    <w:abstractNumId w:val="35"/>
   </w:num>
   <w:num w:numId="12">
-    <w:abstractNumId w:val="19"/>
+    <w:abstractNumId w:val="22"/>
   </w:num>
   <w:num w:numId="13">
     <w:abstractNumId w:val="0"/>
@@ -8849,85 +9837,109 @@
     <w:abstractNumId w:val="3"/>
   </w:num>
   <w:num w:numId="15">
-    <w:abstractNumId w:val="11"/>
+    <w:abstractNumId w:val="14"/>
   </w:num>
   <w:num w:numId="16">
     <w:abstractNumId w:val="6"/>
   </w:num>
   <w:num w:numId="17">
-    <w:abstractNumId w:val="28"/>
+    <w:abstractNumId w:val="34"/>
   </w:num>
   <w:num w:numId="18">
-    <w:abstractNumId w:val="18"/>
+    <w:abstractNumId w:val="21"/>
   </w:num>
   <w:num w:numId="19">
-    <w:abstractNumId w:val="10"/>
+    <w:abstractNumId w:val="13"/>
   </w:num>
   <w:num w:numId="20">
-    <w:abstractNumId w:val="13"/>
+    <w:abstractNumId w:val="16"/>
   </w:num>
   <w:num w:numId="21">
     <w:abstractNumId w:val="5"/>
   </w:num>
   <w:num w:numId="22">
+    <w:abstractNumId w:val="40"/>
+  </w:num>
+  <w:num w:numId="23">
     <w:abstractNumId w:val="33"/>
   </w:num>
-  <w:num w:numId="23">
-    <w:abstractNumId w:val="27"/>
-  </w:num>
   <w:num w:numId="24">
-    <w:abstractNumId w:val="32"/>
+    <w:abstractNumId w:val="39"/>
   </w:num>
   <w:num w:numId="25">
-    <w:abstractNumId w:val="15"/>
+    <w:abstractNumId w:val="18"/>
   </w:num>
   <w:num w:numId="26">
-    <w:abstractNumId w:val="21"/>
+    <w:abstractNumId w:val="24"/>
   </w:num>
   <w:num w:numId="27">
-    <w:abstractNumId w:val="36"/>
+    <w:abstractNumId w:val="43"/>
   </w:num>
   <w:num w:numId="28">
     <w:abstractNumId w:val="1"/>
   </w:num>
   <w:num w:numId="29">
-    <w:abstractNumId w:val="22"/>
+    <w:abstractNumId w:val="26"/>
   </w:num>
   <w:num w:numId="30">
-    <w:abstractNumId w:val="30"/>
+    <w:abstractNumId w:val="37"/>
   </w:num>
   <w:num w:numId="31">
-    <w:abstractNumId w:val="23"/>
+    <w:abstractNumId w:val="27"/>
   </w:num>
   <w:num w:numId="32">
     <w:abstractNumId w:val="4"/>
   </w:num>
   <w:num w:numId="33">
-    <w:abstractNumId w:val="35"/>
+    <w:abstractNumId w:val="42"/>
   </w:num>
   <w:num w:numId="34">
-    <w:abstractNumId w:val="16"/>
+    <w:abstractNumId w:val="19"/>
   </w:num>
   <w:num w:numId="35">
-    <w:abstractNumId w:val="17"/>
+    <w:abstractNumId w:val="20"/>
   </w:num>
   <w:num w:numId="36">
-    <w:abstractNumId w:val="24"/>
+    <w:abstractNumId w:val="29"/>
   </w:num>
   <w:num w:numId="37">
-    <w:abstractNumId w:val="26"/>
+    <w:abstractNumId w:val="31"/>
   </w:num>
   <w:num w:numId="38">
+    <w:abstractNumId w:val="30"/>
+  </w:num>
+  <w:num w:numId="39">
+    <w:abstractNumId w:val="45"/>
+  </w:num>
+  <w:num w:numId="40">
+    <w:abstractNumId w:val="41"/>
+  </w:num>
+  <w:num w:numId="41">
+    <w:abstractNumId w:val="11"/>
+  </w:num>
+  <w:num w:numId="42">
+    <w:abstractNumId w:val="10"/>
+  </w:num>
+  <w:num w:numId="43">
+    <w:abstractNumId w:val="32"/>
+  </w:num>
+  <w:num w:numId="44">
+    <w:abstractNumId w:val="7"/>
+  </w:num>
+  <w:num w:numId="45">
+    <w:abstractNumId w:val="8"/>
+  </w:num>
+  <w:num w:numId="46">
     <w:abstractNumId w:val="25"/>
   </w:num>
-  <w:num w:numId="39">
-    <w:abstractNumId w:val="38"/>
+  <w:num w:numId="47">
+    <w:abstractNumId w:val="28"/>
   </w:num>
-  <w:num w:numId="40">
-    <w:abstractNumId w:val="34"/>
+  <w:num w:numId="48">
+    <w:abstractNumId w:val="36"/>
   </w:num>
-  <w:num w:numId="41">
-    <w:abstractNumId w:val="8"/>
+  <w:num w:numId="49">
+    <w:abstractNumId w:val="47"/>
   </w:num>
 </w:numbering>
 </file>
@@ -9337,7 +10349,6 @@
   <w:style w:type="character" w:default="1" w:styleId="a0">
     <w:name w:val="Default Paragraph Font"/>
     <w:uiPriority w:val="1"/>
-    <w:semiHidden/>
     <w:unhideWhenUsed/>
   </w:style>
   <w:style w:type="table" w:default="1" w:styleId="a1">
